--- a/World-Order/PP5182-2026t27/PP5182-Economic-Diplomacy-Syllabus-DQ-2026t27.docx
+++ b/World-Order/PP5182-2026t27/PP5182-Economic-Diplomacy-Syllabus-DQ-2026t27.docx
@@ -896,7 +896,6 @@
           <w:b/>
           <w:bCs/>
         </w:rPr>
-        <w:lastRenderedPageBreak/>
         <w:t xml:space="preserve">Intended </w:t>
       </w:r>
       <w:r>
@@ -1370,7 +1369,6 @@
           <w:b/>
           <w:bCs/>
         </w:rPr>
-        <w:lastRenderedPageBreak/>
         <w:t>Course Assessment</w:t>
       </w:r>
     </w:p>
@@ -2240,7 +2238,6 @@
           <w:rFonts w:asciiTheme="minorHAnsi" w:hAnsiTheme="minorHAnsi"/>
           <w:color w:val="000000" w:themeColor="text1"/>
         </w:rPr>
-        <w:lastRenderedPageBreak/>
         <w:t xml:space="preserve">2. (weeks </w:t>
       </w:r>
       <w:r>
@@ -2746,15 +2743,7 @@
           <w:rFonts w:asciiTheme="minorHAnsi" w:hAnsiTheme="minorHAnsi"/>
           <w:color w:val="000000" w:themeColor="text1"/>
         </w:rPr>
-        <w:t xml:space="preserve">The first 15 minutes of each class meeting will be a weekly policy briefing, "This happened this week" (since our class is Monday of course what we mean is "this past </w:t>
-      </w:r>
-      <w:r>
-        <w:rPr>
-          <w:rFonts w:asciiTheme="minorHAnsi" w:hAnsiTheme="minorHAnsi"/>
-          <w:color w:val="000000" w:themeColor="text1"/>
-        </w:rPr>
-        <w:lastRenderedPageBreak/>
-        <w:t>week").  What you brief is not tied to your white paper but what actually happened in the world that affects your PP5182-nation.</w:t>
+        <w:t>The first 15 minutes of each class meeting will be a weekly policy briefing, "This happened this week" (since our class is Monday of course what we mean is "this past week").  What you brief is not tied to your white paper but what actually happened in the world that affects your PP5182-nation.</w:t>
       </w:r>
     </w:p>
     <w:p>
@@ -3551,7 +3540,6 @@
           <w:rFonts w:asciiTheme="minorHAnsi" w:hAnsiTheme="minorHAnsi"/>
           <w:color w:val="000000" w:themeColor="text1"/>
         </w:rPr>
-        <w:lastRenderedPageBreak/>
         <w:t>4. Analysis/Options: List possible options; give short pros and cons on each.</w:t>
       </w:r>
     </w:p>
@@ -4681,7 +4669,6 @@
           <w:bCs w:val="0"/>
           <w:color w:val="auto"/>
         </w:rPr>
-        <w:lastRenderedPageBreak/>
         <w:t>Other Information</w:t>
       </w:r>
       <w:r>
@@ -5852,7 +5839,6 @@
         <w:rPr>
           <w:rFonts w:asciiTheme="minorHAnsi" w:hAnsiTheme="minorHAnsi"/>
         </w:rPr>
-        <w:lastRenderedPageBreak/>
         <w:t xml:space="preserve">Both in these structured activities and in your research, you are encouraged to use AI LLMs and online resources. But you must synthesise, double-check, and improve. Do not just directly copy entire chunks of text. You will be asked in presentations and negotiations to defend and explain your ideas in real time, and you will not do well if all you have done to prepare is </w:t>
       </w:r>
       <w:proofErr w:type="spellStart"/>
@@ -6057,7 +6043,6 @@
         <w:rPr>
           <w:rFonts w:asciiTheme="minorHAnsi" w:hAnsiTheme="minorHAnsi"/>
         </w:rPr>
-        <w:lastRenderedPageBreak/>
         <w:t>(Class debrief, final 30 minutes): A selection of outlines will be presented to be analysed by the class, along the same lines as the peer review process. This serves as a check on what's been shared in individual team reviews.</w:t>
       </w:r>
     </w:p>
@@ -6406,7 +6391,6 @@
         <w:rPr>
           <w:rFonts w:asciiTheme="minorHAnsi" w:hAnsiTheme="minorHAnsi"/>
         </w:rPr>
-        <w:lastRenderedPageBreak/>
         <w:t>(Strategy design and thematic synthesis; 40 minutes) In each team, share the core findings of individual Policy Memos. Consider how the different challenges identified can fit into a single, broader national policy imperative: e.g., "semiconductor supply chains" and "maritime logistics" might be merged into "Technological and Logistics Resilience" for the team's White Paper. Put explicit focus on the Great Powers: What does your national strategic landscape look like if the Great Powers disengage or are actively hostile?</w:t>
       </w:r>
     </w:p>
@@ -6518,7 +6502,18 @@
           <w:rFonts w:asciiTheme="minorHAnsi" w:hAnsiTheme="minorHAnsi"/>
         </w:rPr>
         <w:br/>
-        <w:t xml:space="preserve">a. </w:t>
+      </w:r>
+      <w:r>
+        <w:rPr>
+          <w:rFonts w:asciiTheme="minorHAnsi" w:hAnsiTheme="minorHAnsi"/>
+        </w:rPr>
+        <w:t>a</w:t>
+      </w:r>
+      <w:r>
+        <w:rPr>
+          <w:rFonts w:asciiTheme="minorHAnsi" w:hAnsiTheme="minorHAnsi"/>
+        </w:rPr>
+        <w:t xml:space="preserve">. </w:t>
       </w:r>
       <w:r>
         <w:rPr>
@@ -6526,34 +6521,31 @@
           <w:b/>
           <w:bCs/>
         </w:rPr>
-        <w:t>Align</w:t>
-      </w:r>
-      <w:r>
-        <w:rPr>
-          <w:rFonts w:asciiTheme="minorHAnsi" w:hAnsiTheme="minorHAnsi"/>
-        </w:rPr>
-        <w:t xml:space="preserve">: Where does the nation best align with larger powers or regional </w:t>
-      </w:r>
-      <w:proofErr w:type="spellStart"/>
-      <w:r>
-        <w:rPr>
-          <w:rFonts w:asciiTheme="minorHAnsi" w:hAnsiTheme="minorHAnsi"/>
-        </w:rPr>
-        <w:t>neighbors</w:t>
-      </w:r>
-      <w:proofErr w:type="spellEnd"/>
-      <w:r>
-        <w:rPr>
-          <w:rFonts w:asciiTheme="minorHAnsi" w:hAnsiTheme="minorHAnsi"/>
-        </w:rPr>
-        <w:t xml:space="preserve"> to safeguard its own interests?</w:t>
+        <w:t>Acquiesce</w:t>
+      </w:r>
+      <w:r>
+        <w:rPr>
+          <w:rFonts w:asciiTheme="minorHAnsi" w:hAnsiTheme="minorHAnsi"/>
+        </w:rPr>
+        <w:t>: Where must the nation accept the restrictions imposed by "power-asymmetric unilateralism" because it is too costly otherwise? How much does the nation have to put into this to put on an acceptable front?</w:t>
       </w:r>
       <w:r>
         <w:rPr>
           <w:rFonts w:asciiTheme="minorHAnsi" w:hAnsiTheme="minorHAnsi"/>
         </w:rPr>
         <w:br/>
-        <w:t xml:space="preserve">b. </w:t>
+      </w:r>
+      <w:r>
+        <w:rPr>
+          <w:rFonts w:asciiTheme="minorHAnsi" w:hAnsiTheme="minorHAnsi"/>
+        </w:rPr>
+        <w:t>b</w:t>
+      </w:r>
+      <w:r>
+        <w:rPr>
+          <w:rFonts w:asciiTheme="minorHAnsi" w:hAnsiTheme="minorHAnsi"/>
+        </w:rPr>
+        <w:t xml:space="preserve">. </w:t>
       </w:r>
       <w:r>
         <w:rPr>
@@ -6561,20 +6553,28 @@
           <w:b/>
           <w:bCs/>
         </w:rPr>
-        <w:t>Acquiesce</w:t>
-      </w:r>
-      <w:r>
-        <w:rPr>
-          <w:rFonts w:asciiTheme="minorHAnsi" w:hAnsiTheme="minorHAnsi"/>
-        </w:rPr>
-        <w:t>: Where must the nation accept the restrictions imposed by "power-asymmetric unilateralism" because it is too costly otherwise? How much does the nation have to put into this to put on an acceptable front?</w:t>
-      </w:r>
-      <w:r>
-        <w:rPr>
-          <w:rFonts w:asciiTheme="minorHAnsi" w:hAnsiTheme="minorHAnsi"/>
-        </w:rPr>
-        <w:br/>
-        <w:t xml:space="preserve">c. </w:t>
+        <w:t>Adapt</w:t>
+      </w:r>
+      <w:r>
+        <w:rPr>
+          <w:rFonts w:asciiTheme="minorHAnsi" w:hAnsiTheme="minorHAnsi"/>
+        </w:rPr>
+        <w:t>: What is the nation doing to adapt internally and to mitigate generally, perhaps by aggregating with others into sensible coalitions? How do these help build resilience?</w:t>
+      </w:r>
+    </w:p>
+    <w:p>
+      <w:pPr>
+        <w:spacing w:line="276" w:lineRule="auto"/>
+        <w:ind w:left="720"/>
+        <w:rPr>
+          <w:rFonts w:asciiTheme="minorHAnsi" w:hAnsiTheme="minorHAnsi"/>
+        </w:rPr>
+      </w:pPr>
+      <w:r>
+        <w:rPr>
+          <w:rFonts w:asciiTheme="minorHAnsi" w:hAnsiTheme="minorHAnsi"/>
+        </w:rPr>
+        <w:t xml:space="preserve">c.  </w:t>
       </w:r>
       <w:r>
         <w:rPr>
@@ -6582,13 +6582,13 @@
           <w:b/>
           <w:bCs/>
         </w:rPr>
-        <w:t>Adapt and Mitigate</w:t>
-      </w:r>
-      <w:r>
-        <w:rPr>
-          <w:rFonts w:asciiTheme="minorHAnsi" w:hAnsiTheme="minorHAnsi"/>
-        </w:rPr>
-        <w:t>: What is the nation doing to adapt internally and to mitigate generally, perhaps by aggregating with others into sensible coalitions? How do these help build resilience?</w:t>
+        <w:t>Aggregate</w:t>
+      </w:r>
+      <w:r>
+        <w:rPr>
+          <w:rFonts w:asciiTheme="minorHAnsi" w:hAnsiTheme="minorHAnsi"/>
+        </w:rPr>
+        <w:t>:  Who is the nation building connections with? How do these connections create and improve outside options?</w:t>
       </w:r>
     </w:p>
     <w:p>
@@ -7029,7 +7029,6 @@
           <w:b/>
           <w:bCs/>
         </w:rPr>
-        <w:lastRenderedPageBreak/>
         <w:t>W12 "Asia 2035 Policy Summit and Negotiation"</w:t>
       </w:r>
     </w:p>
@@ -8446,12 +8445,12 @@
       <w:lvlJc w:val="left"/>
       <w:pPr>
         <w:tabs>
-          <w:tab w:val="num" w:pos="720"/>
+          <w:tab w:val="num" w:pos="644"/>
         </w:tabs>
-        <w:ind w:left="720" w:hanging="360"/>
-      </w:pPr>
-    </w:lvl>
-    <w:lvl w:ilvl="1" w:tentative="1">
+        <w:ind w:left="644" w:hanging="360"/>
+      </w:pPr>
+    </w:lvl>
+    <w:lvl w:ilvl="1">
       <w:start w:val="1"/>
       <w:numFmt w:val="decimal"/>
       <w:lvlText w:val="%2."/>
